--- a/report_agent/output/risk_assessment_form/2026-07-29/위험성평가표_2026_07_29.docx
+++ b/report_agent/output/risk_assessment_form/2026-07-29/위험성평가표_2026_07_29.docx
@@ -2657,7 +2657,7 @@
                 <w:sz w:val="12"/>
                 <w:szCs w:val="12"/>
               </w:rPr>
-              <w:t>시설안전</w:t>
+              <w:t>소방안전</w:t>
             </w:r>
           </w:p>
         </w:tc>
@@ -2699,7 +2699,7 @@
                 <w:sz w:val="12"/>
                 <w:szCs w:val="12"/>
               </w:rPr>
-              <w:t>중</w:t>
+              <w:t>상</w:t>
             </w:r>
           </w:p>
         </w:tc>
@@ -2741,7 +2741,7 @@
                 <w:sz w:val="12"/>
                 <w:szCs w:val="12"/>
               </w:rPr>
-              <w:t>적재물</w:t>
+              <w:t>화재 감지</w:t>
             </w:r>
           </w:p>
         </w:tc>
@@ -2787,7 +2787,7 @@
                 <w:sz w:val="12"/>
                 <w:szCs w:val="12"/>
               </w:rPr>
-              <w:t>B동 자재창고</w:t>
+              <w:t>B동 2층</w:t>
             </w:r>
           </w:p>
         </w:tc>
@@ -2833,7 +2833,7 @@
                 <w:sz w:val="12"/>
                 <w:szCs w:val="12"/>
               </w:rPr>
-              <w:t>2026-07-29 05:43:54</w:t>
+              <w:t>2026-07-28 08:43:54</w:t>
             </w:r>
           </w:p>
         </w:tc>
@@ -2879,7 +2879,6 @@
                 <w:sz w:val="12"/>
                 <w:szCs w:val="12"/>
               </w:rPr>
-              <w:t>김작업</w:t>
             </w:r>
           </w:p>
         </w:tc>
@@ -2925,7 +2924,7 @@
                 <w:sz w:val="12"/>
                 <w:szCs w:val="12"/>
               </w:rPr>
-              <w:t>비상 통로 확보 상태가 양호함을 확인했다.</w:t>
+              <w:t>소화기 앞 박스 적치물이 발견되어 제거 조치가 필요하다.</w:t>
             </w:r>
           </w:p>
         </w:tc>
@@ -3012,6 +3011,7 @@
                 <w:sz w:val="12"/>
                 <w:szCs w:val="12"/>
               </w:rPr>
+              <w:t>소화기 배치 상태 점검</w:t>
             </w:r>
           </w:p>
         </w:tc>
@@ -3053,6 +3053,7 @@
                 <w:sz w:val="12"/>
                 <w:szCs w:val="12"/>
               </w:rPr>
+              <w:t>B동 2층</w:t>
             </w:r>
           </w:p>
         </w:tc>
@@ -3098,6 +3099,7 @@
                 <w:sz w:val="12"/>
                 <w:szCs w:val="12"/>
               </w:rPr>
+              <w:t>2026-07-29 02:43:54</w:t>
             </w:r>
           </w:p>
         </w:tc>
@@ -3180,6 +3182,7 @@
                 <w:sz w:val="12"/>
                 <w:szCs w:val="12"/>
               </w:rPr>
+              <w:t>소화기 가림 박스를 치우고 통로를 확보했다.</w:t>
             </w:r>
           </w:p>
         </w:tc>
@@ -3221,6 +3224,7 @@
                 <w:sz w:val="12"/>
                 <w:szCs w:val="12"/>
               </w:rPr>
+              <w:t>/static/uploads/board_1785206499.jpg</w:t>
             </w:r>
           </w:p>
         </w:tc>
@@ -3303,6 +3307,7 @@
                 <w:sz w:val="12"/>
                 <w:szCs w:val="12"/>
               </w:rPr>
+              <w:t>점검이력</w:t>
             </w:r>
           </w:p>
         </w:tc>
@@ -3914,7 +3919,7 @@
                 <w:sz w:val="12"/>
                 <w:szCs w:val="12"/>
               </w:rPr>
-              <w:t>소방안전</w:t>
+              <w:t>시설안전</w:t>
             </w:r>
           </w:p>
         </w:tc>
@@ -3956,7 +3961,7 @@
                 <w:sz w:val="12"/>
                 <w:szCs w:val="12"/>
               </w:rPr>
-              <w:t>상</w:t>
+              <w:t>중</w:t>
             </w:r>
           </w:p>
         </w:tc>
@@ -3998,7 +4003,7 @@
                 <w:sz w:val="12"/>
                 <w:szCs w:val="12"/>
               </w:rPr>
-              <w:t>화재 감지</w:t>
+              <w:t>적재물</w:t>
             </w:r>
           </w:p>
         </w:tc>
@@ -4044,7 +4049,7 @@
                 <w:sz w:val="12"/>
                 <w:szCs w:val="12"/>
               </w:rPr>
-              <w:t>B동 2층</w:t>
+              <w:t>B동 자재창고</w:t>
             </w:r>
           </w:p>
         </w:tc>
@@ -4090,7 +4095,7 @@
                 <w:sz w:val="12"/>
                 <w:szCs w:val="12"/>
               </w:rPr>
-              <w:t>2026-07-28 08:43:54</w:t>
+              <w:t>2026-07-29 05:43:54</w:t>
             </w:r>
           </w:p>
         </w:tc>
@@ -4136,7 +4141,6 @@
                 <w:sz w:val="12"/>
                 <w:szCs w:val="12"/>
               </w:rPr>
-              <w:t>현수</w:t>
             </w:r>
           </w:p>
         </w:tc>
@@ -4182,7 +4186,7 @@
                 <w:sz w:val="12"/>
                 <w:szCs w:val="12"/>
               </w:rPr>
-              <w:t>소화기 앞 박스 적치물이 발견되어 제거 조치가 필요함을 확인했다.</w:t>
+              <w:t>비상 통로 확보 상태가 양호하다.</w:t>
             </w:r>
           </w:p>
         </w:tc>
@@ -4269,7 +4273,6 @@
                 <w:sz w:val="12"/>
                 <w:szCs w:val="12"/>
               </w:rPr>
-              <w:t>소화기 배치 상태 점검을 실시했다.</w:t>
             </w:r>
           </w:p>
         </w:tc>
@@ -4311,7 +4314,6 @@
                 <w:sz w:val="12"/>
                 <w:szCs w:val="12"/>
               </w:rPr>
-              <w:t>B동 2층</w:t>
             </w:r>
           </w:p>
         </w:tc>
@@ -4357,7 +4359,6 @@
                 <w:sz w:val="12"/>
                 <w:szCs w:val="12"/>
               </w:rPr>
-              <w:t>2026-07-29 02:43:54</w:t>
             </w:r>
           </w:p>
         </w:tc>
@@ -4399,7 +4400,6 @@
                 <w:sz w:val="12"/>
                 <w:szCs w:val="12"/>
               </w:rPr>
-              <w:t>김작업</w:t>
             </w:r>
           </w:p>
         </w:tc>
@@ -4441,7 +4441,6 @@
                 <w:sz w:val="12"/>
                 <w:szCs w:val="12"/>
               </w:rPr>
-              <w:t>소화기 가림 박스를 제거하고 통로를 확보했다.</w:t>
             </w:r>
           </w:p>
         </w:tc>
@@ -4483,7 +4482,6 @@
                 <w:sz w:val="12"/>
                 <w:szCs w:val="12"/>
               </w:rPr>
-              <w:t>http://127.0.0.1:8000/static/uploads/board_1785206499.jpg</w:t>
             </w:r>
           </w:p>
         </w:tc>
@@ -4525,7 +4523,6 @@
                 <w:sz w:val="12"/>
                 <w:szCs w:val="12"/>
               </w:rPr>
-              <w:t>현수</w:t>
             </w:r>
           </w:p>
         </w:tc>
@@ -4567,7 +4564,6 @@
                 <w:sz w:val="12"/>
                 <w:szCs w:val="12"/>
               </w:rPr>
-              <w:t>점검이력</w:t>
             </w:r>
           </w:p>
         </w:tc>
@@ -5660,6 +5656,7 @@
                 <w:sz w:val="12"/>
                 <w:szCs w:val="12"/>
               </w:rPr>
+              <w:t>이신규</w:t>
             </w:r>
           </w:p>
         </w:tc>
@@ -5701,7 +5698,7 @@
                 <w:sz w:val="12"/>
                 <w:szCs w:val="12"/>
               </w:rPr>
-              <w:t>소화기 위치를 재배치하고 가압 상태를 점검 완료했다.</w:t>
+              <w:t>소화기 위치 재배치 및 가압 상태 점검을 완료했다.</w:t>
             </w:r>
           </w:p>
         </w:tc>
@@ -5743,7 +5740,7 @@
                 <w:sz w:val="12"/>
                 <w:szCs w:val="12"/>
               </w:rPr>
-              <w:t>http://127.0.0.1:8000/static/uploads/board_1785201730.jpg</w:t>
+              <w:t>/static/uploads/board_1785201730.jpg</w:t>
             </w:r>
           </w:p>
         </w:tc>
